--- a/rapports/16_02_2026/DIAKHOU/coh_EQ12_sup_033202010010.docx
+++ b/rapports/16_02_2026/DIAKHOU/coh_EQ12_sup_033202010010.docx
@@ -25,7 +25,7 @@
         <w:br/>
         <w:t>Grappe: 033202010010</w:t>
         <w:br/>
-        <w:t>Date: 16/02/2026 a 12:40</w:t>
+        <w:t>Date: 16/02/2026 a 12:58</w:t>
       </w:r>
     </w:p>
     <w:p/>

--- a/rapports/16_02_2026/DIAKHOU/coh_EQ12_sup_033202010010.docx
+++ b/rapports/16_02_2026/DIAKHOU/coh_EQ12_sup_033202010010.docx
@@ -25,7 +25,7 @@
         <w:br/>
         <w:t>Grappe: 033202010010</w:t>
         <w:br/>
-        <w:t>Date: 16/02/2026 a 12:58</w:t>
+        <w:t>Date: 16/02/2026 a 13:04</w:t>
       </w:r>
     </w:p>
     <w:p/>
@@ -295,6 +295,38 @@
           </w:tcPr>
           <w:p>
             <w:r>
+              <w:t>Section0</w:t>
+            </w:r>
+          </w:p>
+        </w:tc>
+        <w:tc>
+          <w:tcPr>
+            <w:tcW w:type="dxa" w:w="3324"/>
+          </w:tcPr>
+          <w:p>
+            <w:r>
+              <w:t>Identification et renseignements de controle</w:t>
+            </w:r>
+          </w:p>
+        </w:tc>
+        <w:tc>
+          <w:tcPr>
+            <w:tcW w:type="dxa" w:w="3324"/>
+          </w:tcPr>
+          <w:p>
+            <w:r>
+              <w:t>11</w:t>
+            </w:r>
+          </w:p>
+        </w:tc>
+      </w:tr>
+      <w:tr>
+        <w:tc>
+          <w:tcPr>
+            <w:tcW w:type="dxa" w:w="3324"/>
+          </w:tcPr>
+          <w:p>
+            <w:r>
               <w:t>Section4a</w:t>
             </w:r>
           </w:p>
@@ -380,38 +412,6 @@
           <w:p>
             <w:r>
               <w:t>11</w:t>
-            </w:r>
-          </w:p>
-        </w:tc>
-      </w:tr>
-      <w:tr>
-        <w:tc>
-          <w:tcPr>
-            <w:tcW w:type="dxa" w:w="3324"/>
-          </w:tcPr>
-          <w:p>
-            <w:r>
-              <w:t>Section0</w:t>
-            </w:r>
-          </w:p>
-        </w:tc>
-        <w:tc>
-          <w:tcPr>
-            <w:tcW w:type="dxa" w:w="3324"/>
-          </w:tcPr>
-          <w:p>
-            <w:r>
-              <w:t>Identification et renseignements de controle</w:t>
-            </w:r>
-          </w:p>
-        </w:tc>
-        <w:tc>
-          <w:tcPr>
-            <w:tcW w:type="dxa" w:w="3324"/>
-          </w:tcPr>
-          <w:p>
-            <w:r>
-              <w:t>10</w:t>
             </w:r>
           </w:p>
         </w:tc>
@@ -1128,7 +1128,7 @@
         <w:rPr>
           <w:sz w:val="20"/>
         </w:rPr>
-        <w:t>- Attention ! Le prix unitaire d'achat (100 Fcfa) de Ail en Sachets (Moyen) est relativement faible par rapport aux autres prix observés dans cette zone. Prière de corriger ou de confirmer avec le QG. Attention ! Le prix unitaire d'achat (150 Fcfa) de Aubergine   en Pièce (Grand) est relativement élevé par rapport aux autres prix observés dans cette zone. Prière de corriger ou de confirmer avec le QG. Attention ! Le prix unitaire d'achat (200 Fcfa) de Concentré de tomate en Sachets industriel (Moyen) est relativement élevé par rapport aux autres prix observés dans cette zone. Prière de corriger ou de confirmer avec le QG. Attention ! Le prix unitaire d'achat (50 Fcfa) de Soumbala (moutarde africaine) en Sachets (Petit) est relativement faible par rapport aux autres prix observés dans cette zone. Prière de corriger ou de confirmer avec le QG. Avertissement!! La quantité (5 litre) du produit Huile d'arachide raffinée consommée  par le ménage semble très élevé, prière de corriger ou confirmer avec le QG.  La dernière fois que vous avez acheté Huile d'arachide raffinée est dans l’entrprise de commerce du menage et semble exister dans les modalités, prière de prendre attache avec le QG pour plus d'explication afin de la classer bien. Avertissement!!! Le ménage a consommé 10 Morceau (Portion) Grand de Poisson frais type 11, cette quantité semble anormale pour une consommation des 7 derniers jours.Prière de corriger ou de confirmer avec le QG. Avertissement!!! Le ménage a consommé 11 Pièce Moyen de Mâchoiron séchée (Kon), cette quantité semble anormale pour une consommation des 7 derniers jours.Prière de corriger ou de confirmer avec le QG. Avertissement!!! Le ménage a consommé 6 Verre ( à thé) taille unique de Thé en sachet, cette quantité semble anormale pour une consommation des 7 derniers jours.Les ménages consomment géneralement en sachet ou en paquet, prière de corriger ou de confirmer avec le QG.</w:t>
+        <w:t>- Attention ! Le prix unitaire d'achat (100 Fcfa) de Ail en Sachets (Moyen) est relativement faible par rapport aux autres prix observés dans cette zone. Prière de corriger ou de confirmer avec le QG. Attention ! Le prix unitaire d'achat (150 Fcfa) de Aubergine   en Pièce (Grand) est relativement élevé par rapport aux autres prix observés dans cette zone. Prière de corriger ou de confirmer avec le QG. Attention ! Le prix unitaire d'achat (200 Fcfa) de Concentré de tomate en Sachets industriel (Moyen) est relativement élevé par rapport aux autres prix observés dans cette zone. Prière de corriger ou de confirmer avec le QG. Attention ! Le prix unitaire d'achat (300 Fcfa) de Choux en Pièce (Grand) est relativement élevé par rapport aux autres prix observés dans cette zone. Prière de corriger ou de confirmer avec le QG. Avertissement!! La quantité (5 litre) du produit Huile d'arachide raffinée consommée  par le ménage semble très élevé, prière de corriger ou confirmer avec le QG.  La dernière fois que vous avez acheté Huile d'arachide raffinée est dans l’entrprise de commerce du menage et semble exister dans les modalités, prière de prendre attache avec le QG pour plus d'explication afin de la classer bien. Avertissement!!! Le ménage a consommé 10 Morceau (Portion) Grand de Poisson frais type 11, cette quantité semble anormale pour une consommation des 7 derniers jours.Prière de corriger ou de confirmer avec le QG. Avertissement!!! Le ménage a consommé 11 Pièce Moyen de Mâchoiron séchée (Kon), cette quantité semble anormale pour une consommation des 7 derniers jours.Prière de corriger ou de confirmer avec le QG. Avertissement!!! Le ménage a consommé 6 Verre ( à thé) taille unique de Thé en sachet, cette quantité semble anormale pour une consommation des 7 derniers jours.Les ménages consomment géneralement en sachet ou en paquet, prière de corriger ou de confirmer avec le QG.</w:t>
       </w:r>
     </w:p>
     <w:p>
@@ -1642,7 +1642,7 @@
         <w:rPr>
           <w:sz w:val="20"/>
         </w:rPr>
-        <w:t>- Vous avez declaré que le questionnaire est complètement fini mais le questionnaire est en statut partiel, prière de mettre le questionnaire en statut complet s'il est fini. Il est obligatoire de prendre les coordonnées Gps avant d'administrer le questionnaire. Prière de prendre les coordonnées GPS.</w:t>
+        <w:t>- Il est obligatoire de prendre les coordonnées Gps avant d'administrer le questionnaire. Prière de prendre les coordonnées GPS.</w:t>
       </w:r>
     </w:p>
     <w:p>
@@ -2679,7 +2679,7 @@
         <w:rPr>
           <w:sz w:val="20"/>
         </w:rPr>
-        <w:t>- Attention ! Le prix unitaire d'achat (150 Fcfa) de Concentré de tomate en Sachets industriel (Petit) est relativement élevé par rapport aux autres prix observés dans cette zone. Prière de corriger ou de confirmer avec le QG. Attention ! Le prix unitaire d'achat (150 Fcfa) de Œufs frais en Pièce (taille unique) est relativement élevé par rapport aux autres prix observés dans cette zone. Prière de corriger ou de confirmer avec le QG. Attention ! Le prix unitaire d'achat (200 Fcfa) de Poivre en Sachets (Petit) est relativement élevé par rapport aux autres prix observés dans cette zone. Prière de corriger ou de confirmer avec le QG. Attention ! Soupçons de quantité anormale! Le ménage de ibra yacine fall avec une taille de 17 personnes a consommé 1.3 Kg en taille unique de Aubergine sauvage  qui est relativement élevé comme consommation par rapport à la condition de vie des autres ménages de même taille dans cette zone. Prière de corriger ou de confirmer avec le QG. Avertissement!! La quantité (8.75 litre) du produit Huile de soja  consommée  par le ménage semble très élevé, prière de corriger ou confirmer avec le QG. Avertissement!!! Le ménage a consommé 1 Paquet Tres petit de Thé en sachet, cette quantité semble anormale pour une consommation des 7 derniers jours.Prière de corriger ou de confirmer avec le QG. Avertissement!! le prix unitaire (150 Fcfa) de Thé en sachet (unité: Paquet) de taille Tres petit est très faible ou élevé. Prière de corriger ou de confirmer avec le QG. Avertissement!!! Le ménage a consommé 10 Morceau (Portion) Petit de Carpe séchée, cette quantité semble anormale pour une consommation des 7 derniers jours.Prière de corriger ou de confirmer avec le QG. Le prix d'achat unitaire (100 Fcfa) de Mil en Kg de taille  taille unique  est très faible, prière de regarder les reponses prises dans les questions s07bq07a s07bq07b s07bq07c s07bq08 pour mieux corriger. Attention ! Le prix unitaire d'achat (100 Fcfa) de Mil en Kg (taille unique) est relativement faible par rapport aux autres prix observés dans cette zone. Prière de corriger ou de confirmer avec le QG.</w:t>
+        <w:t>- Attention ! Le prix unitaire d'achat (200 Fcfa) de Poivre en Sachets (Petit) est relativement élevé par rapport aux autres prix observés dans cette zone. Prière de corriger ou de confirmer avec le QG. Attention ! Le prix unitaire d'achat (350 Fcfa) de Lait frais de vache en Boite de tomate/Pot (Petit) est relativement élevé par rapport aux autres prix observés dans cette zone. Prière de corriger ou de confirmer avec le QG. Attention ! Le prix unitaire d'achat (650 Fcfa) de Oignon frais en Kg (taille unique) est relativement élevé par rapport aux autres prix observés dans cette zone. Prière de corriger ou de confirmer avec le QG. Attention ! Soupçons de quantité anormale! Le ménage de ibra yacine fall avec une taille de 17 personnes a consommé 1.3 Kg en taille unique de Aubergine sauvage  qui est relativement élevé comme consommation par rapport à la condition de vie des autres ménages de même taille dans cette zone. Prière de corriger ou de confirmer avec le QG. Avertissement!! La quantité (8.75 litre) du produit Huile de soja  consommée  par le ménage semble très élevé, prière de corriger ou confirmer avec le QG. Avertissement!!! Le ménage a consommé 1 Paquet Tres petit de Thé en sachet, cette quantité semble anormale pour une consommation des 7 derniers jours.Prière de corriger ou de confirmer avec le QG. Avertissement!! le prix unitaire (150 Fcfa) de Thé en sachet (unité: Paquet) de taille Tres petit est très faible ou élevé. Prière de corriger ou de confirmer avec le QG. Avertissement!!! Le ménage a consommé 10 Morceau (Portion) Petit de Carpe séchée, cette quantité semble anormale pour une consommation des 7 derniers jours.Prière de corriger ou de confirmer avec le QG. Attention ! Le prix unitaire d'achat (50 Fcfa) de Carpe séchée en Morceau (Portion) (Petit) est relativement faible par rapport aux autres prix observés dans cette zone. Prière de corriger ou de confirmer avec le QG. Le prix d'achat unitaire (100 Fcfa) de Mil en Kg de taille  taille unique  est très faible, prière de regarder les reponses prises dans les questions s07bq07a s07bq07b s07bq07c s07bq08 pour mieux corriger. Attention ! Le prix unitaire d'achat (100 Fcfa) de Mil en Kg (taille unique) est relativement faible par rapport aux autres prix observés dans cette zone. Prière de corriger ou de confirmer avec le QG.</w:t>
       </w:r>
     </w:p>
     <w:p>
@@ -2880,7 +2880,7 @@
         <w:rPr>
           <w:sz w:val="20"/>
         </w:rPr>
-        <w:t xml:space="preserve">- Avertissement!! L'âge (30 ans)  de Semoir dans ce ménage semble être élevé, prière de corriger ou confirmer avec le QG. Avertissement!! Le prix d'achat (2500 FCFA) de Semoir est inférieur aux prix de revente (40000 FCFA), prière de verifier et corriger ou confirmer l'information avec le QG. Attention ! Semoir a été revendu à 2500 Fcfa qui est relativement faible par rapport aux autres prix de revente observés dans cette zone. Prière de corriger ou de confirmer avec le QG. </w:t>
+        <w:t xml:space="preserve">- Avertissement!! L'âge (30 ans)  de Semoir dans ce ménage semble être élevé, prière de corriger ou confirmer avec le QG. Avertissement!! Le prix d'achat (2500 FCFA) de Semoir est inférieur aux prix de revente (40000 FCFA), prière de verifier et corriger ou confirmer l'information avec le QG. </w:t>
         <w:br/>
         <w:t xml:space="preserve">- Avertissement!! Le prix d'achat (125000 FCFA) de Animaux de labour est inférieur aux prix de revente (500000 FCFA), prière de verifier et corriger ou confirmer l'information avec le QG. </w:t>
         <w:br/>
@@ -3430,7 +3430,7 @@
         </w:rPr>
         <w:t xml:space="preserve">- Avertissement!! L'âge (50 ans)  de Houe asine dans ce ménage semble être élevé, prière de corriger ou confirmer avec le QG. Avertissement!! Le prix d'achat (1000 FCFA) de Houe asine est inférieur aux prix de revente (50000 FCFA), prière de verifier et corriger ou confirmer l'information avec le QG. </w:t>
         <w:br/>
-        <w:t>- Avertissement!! L'âge (50 ans)  de Semoir dans ce ménage semble être élevé, prière de corriger ou confirmer avec le QG. Avertissement!! Le prix d'achat (1000 FCFA) de Semoir est inférieur aux prix de revente (75000 FCFA), prière de verifier et corriger ou confirmer l'information avec le QG. Attention ! Semoir a été revendu à 1000 Fcfa qui est relativement faible par rapport aux autres prix de revente observés dans cette zone. Prière de corriger ou de confirmer avec le QG.</w:t>
+        <w:t>- Avertissement!! L'âge (50 ans)  de Semoir dans ce ménage semble être élevé, prière de corriger ou confirmer avec le QG. Avertissement!! Le prix d'achat (1000 FCFA) de Semoir est inférieur aux prix de revente (75000 FCFA), prière de verifier et corriger ou confirmer l'information avec le QG.</w:t>
       </w:r>
     </w:p>
     <w:p>
@@ -3961,7 +3961,7 @@
         <w:rPr>
           <w:sz w:val="20"/>
         </w:rPr>
-        <w:t>- Attention ! Le prix unitaire d'achat (100 Fcfa) de Ail en Sachets (Moyen) est relativement faible par rapport aux autres prix observés dans cette zone. Prière de corriger ou de confirmer avec le QG. Attention ! Le prix unitaire d'achat (150 Fcfa) de Lait concentré non-sucré en Boite (Autre que la boite/pot de tomate) (Petit) est relativement faible par rapport aux autres prix observés dans cette zone. Prière de corriger ou de confirmer avec le QG. Attention ! Le prix unitaire d'achat (50 Fcfa) de Soumbala (moutarde africaine) en Sachets (Petit) est relativement faible par rapport aux autres prix observés dans cette zone. Prière de corriger ou de confirmer avec le QG. Attention ! Le prix unitaire d'achat (50 Fcfa) de Tamarin noir en Sachets (Petit) est relativement faible par rapport aux autres prix observés dans cette zone. Prière de corriger ou de confirmer avec le QG. Avertissement!! La quantité (3.5 litre) du produit Huile de soja  consommée  par le ménage semble très élevé, prière de corriger ou confirmer avec le QG. Avertissement!!! Le ménage a consommé 1 Paquet Petit de Thé en sachet, cette quantité semble anormale pour une consommation des 7 derniers jours.Prière de corriger ou de confirmer avec le QG. Avertissement!! le prix unitaire (125 Fcfa) de Thé en sachet (unité: Paquet) de taille Petit est très faible ou élevé. Prière de corriger ou de confirmer avec le QG. Avertissement!!! Le ménage a consommé 11 Morceau (Portion) Moyen de Poisson de mer séché (yayeboye), cette quantité semble anormale pour une consommation des 7 derniers jours.Prière de corriger ou de confirmer avec le QG. Difficile de consommer le Sel en Sachets industriel Moyen prière de verifier.</w:t>
+        <w:t>- Attention ! Le prix unitaire d'achat (100 Fcfa) de Ail en Sachets (Moyen) est relativement faible par rapport aux autres prix observés dans cette zone. Prière de corriger ou de confirmer avec le QG. Attention ! Le prix unitaire d'achat (150 Fcfa) de Lait concentré non-sucré en Boite (Autre que la boite/pot de tomate) (Petit) est relativement faible par rapport aux autres prix observés dans cette zone. Prière de corriger ou de confirmer avec le QG. Attention ! Le prix unitaire d'achat (50 Fcfa) de Tamarin noir en Sachets (Petit) est relativement faible par rapport aux autres prix observés dans cette zone. Prière de corriger ou de confirmer avec le QG. Avertissement!! La quantité (3.5 litre) du produit Huile de soja  consommée  par le ménage semble très élevé, prière de corriger ou confirmer avec le QG. Avertissement!!! Le ménage a consommé 1 Paquet Petit de Thé en sachet, cette quantité semble anormale pour une consommation des 7 derniers jours.Prière de corriger ou de confirmer avec le QG. Avertissement!! le prix unitaire (125 Fcfa) de Thé en sachet (unité: Paquet) de taille Petit est très faible ou élevé. Prière de corriger ou de confirmer avec le QG. Avertissement!!! Le ménage a consommé 11 Morceau (Portion) Moyen de Poisson de mer séché (yayeboye), cette quantité semble anormale pour une consommation des 7 derniers jours.Prière de corriger ou de confirmer avec le QG. Difficile de consommer le Sel en Sachets industriel Moyen prière de verifier.</w:t>
       </w:r>
     </w:p>
     <w:p>
@@ -4089,8 +4089,6 @@
         <w:rPr>
           <w:sz w:val="20"/>
         </w:rPr>
-        <w:t xml:space="preserve">- Attention ! Bonbonne de gaz a été achété à 5000 Fcfa est relativement faible par rapport aux autres prix d'achat observés dans cette zone. Prière de corriger ou de confirmer avec le QG. </w:t>
-        <w:br/>
         <w:t xml:space="preserve">- Le prix d'achat de l'article  Appareil TV ne doit pas être égal 0 même si le ménage l'a reçu en cadeau prière de leurs aider à faire une estimations. Le prix de revente de l'article  Appareil TV ne doit pas être égal 0 même si le ménage l'a reçu en cadeau prière de leurs aider à faire une estimations. </w:t>
         <w:br/>
         <w:t>- Le prix de revente de l'article  Tapis ne doit pas être égal 0 même si le ménage l'a reçu en cadeau prière de leurs aider à faire une estimations.</w:t>
@@ -4516,7 +4514,7 @@
           <w:color w:val="4672C4"/>
           <w:sz w:val="22"/>
         </w:rPr>
-        <w:t>&gt;&gt; Section1 - Caracteristiques des membres</w:t>
+        <w:t>&gt;&gt; Section0 - Identification et renseignements de controle</w:t>
       </w:r>
     </w:p>
     <w:p>
@@ -4527,9 +4525,7 @@
         <w:rPr>
           <w:sz w:val="20"/>
         </w:rPr>
-        <w:t xml:space="preserve">- Les informations sur l'acte de naissance (ni Jours, ni mois et ni années) de  Fatou Samb  manquent, s'il vous plait pouvez-vous fournir d'effort pour avoir ces informations. </w:t>
-        <w:br/>
-        <w:t>- Les informations sur l'acte de naissance (ni Jours, ni mois et ni années) de  Ndeye Gning  manquent, s'il vous plait pouvez-vous fournir d'effort pour avoir ces informations. Attention ! Le montant (5200 Fcfa) dépensé ou reçu en cadeau pour les cartes prépayées, les transferts de crédit et les abonnements de  Ndeye Gning est relativement élevé par rapport aux autres montants depansés observés dans cette zone. Prière de corriger ou de confirmer avec le QG.</w:t>
+        <w:t>- Le questionnaire semble ne pas être complètement fini mais le questionnaire est en statut complet, prière de compléter le questionnaire.</w:t>
       </w:r>
     </w:p>
     <w:p>
@@ -4539,7 +4535,7 @@
           <w:color w:val="4672C4"/>
           <w:sz w:val="22"/>
         </w:rPr>
-        <w:t>&gt;&gt; Section2 - Education</w:t>
+        <w:t>&gt;&gt; Section1 - Caracteristiques des membres</w:t>
       </w:r>
     </w:p>
     <w:p>
@@ -4550,9 +4546,9 @@
         <w:rPr>
           <w:sz w:val="20"/>
         </w:rPr>
-        <w:t xml:space="preserve">- Peu probable! Fatou Samb  n'arrive pas  à comprendre un petit texte lu dans une langue locale (s02q03). Veuillez corriger ou donner des explications au QG. Peu probable! Fatou Samb  ne sait ni lire, ni écrire, ni comprendre dans aucune des langues  (s02q01,s02q02,s02q03). Veuillez corriger ou donner des explications au QG. La raison principale que Fatou Samb n'a pas fait des études dans une école formelle est Manque de niveau et semble exister dans les modalités, prière de prendre attache avec le QG pour plus d'explication afin de la classer bien. </w:t>
-        <w:br/>
-        <w:t>- Peu probable! Ndeye Gning  n'arrive pas  à comprendre un petit texte lu dans une langue locale (s02q03). Veuillez corriger ou donner des explications au QG. Peu probable! Ndeye Gning  ne sait ni lire, ni écrire, ni comprendre dans aucune des langues  (s02q01,s02q02,s02q03). Veuillez corriger ou donner des explications au QG.</w:t>
+        <w:t xml:space="preserve">- Les informations sur l'acte de naissance (ni Jours, ni mois et ni années) de  Fatou Samb  manquent, s'il vous plait pouvez-vous fournir d'effort pour avoir ces informations. </w:t>
+        <w:br/>
+        <w:t>- Les informations sur l'acte de naissance (ni Jours, ni mois et ni années) de  Ndeye Gning  manquent, s'il vous plait pouvez-vous fournir d'effort pour avoir ces informations. Attention ! Le montant (5200 Fcfa) dépensé ou reçu en cadeau pour les cartes prépayées, les transferts de crédit et les abonnements de  Ndeye Gning est relativement élevé par rapport aux autres montants depansés observés dans cette zone. Prière de corriger ou de confirmer avec le QG.</w:t>
       </w:r>
     </w:p>
     <w:p>
@@ -4562,7 +4558,7 @@
           <w:color w:val="4672C4"/>
           <w:sz w:val="22"/>
         </w:rPr>
-        <w:t>&gt;&gt; Section3 - Sante</w:t>
+        <w:t>&gt;&gt; Section2 - Education</w:t>
       </w:r>
     </w:p>
     <w:p>
@@ -4573,7 +4569,9 @@
         <w:rPr>
           <w:sz w:val="20"/>
         </w:rPr>
-        <w:t>- Le principal problème de santé que Fatou Samb a eu est Grippe et semble exister dans les modalités, prière de prendre attache avec le QG pour plus d'explication afin de la classer bien.</w:t>
+        <w:t xml:space="preserve">- Peu probable! Fatou Samb  n'arrive pas  à comprendre un petit texte lu dans une langue locale (s02q03). Veuillez corriger ou donner des explications au QG. Peu probable! Fatou Samb  ne sait ni lire, ni écrire, ni comprendre dans aucune des langues  (s02q01,s02q02,s02q03). Veuillez corriger ou donner des explications au QG. La raison principale que Fatou Samb n'a pas fait des études dans une école formelle est Manque de niveau et semble exister dans les modalités, prière de prendre attache avec le QG pour plus d'explication afin de la classer bien. </w:t>
+        <w:br/>
+        <w:t>- Peu probable! Ndeye Gning  n'arrive pas  à comprendre un petit texte lu dans une langue locale (s02q03). Veuillez corriger ou donner des explications au QG. Peu probable! Ndeye Gning  ne sait ni lire, ni écrire, ni comprendre dans aucune des langues  (s02q01,s02q02,s02q03). Veuillez corriger ou donner des explications au QG.</w:t>
       </w:r>
     </w:p>
     <w:p>
@@ -4583,7 +4581,7 @@
           <w:color w:val="4672C4"/>
           <w:sz w:val="22"/>
         </w:rPr>
-        <w:t>&gt;&gt; Section4a - Emploi</w:t>
+        <w:t>&gt;&gt; Section3 - Sante</w:t>
       </w:r>
     </w:p>
     <w:p>
@@ -4594,7 +4592,7 @@
         <w:rPr>
           <w:sz w:val="20"/>
         </w:rPr>
-        <w:t>- Avertissement! Le nombre d'heure consacré à faire des courses au cours des 7 derniers jours au marché ou travaux menager ou lessive etc.. pour Fatou Samb semble très élevés, prière de corriger ou confirmer avec le QG (s04q01 s04q02 s04q03 s04q04 s04q05 s04q06 s04q07 s04q08).</w:t>
+        <w:t>- Le principal problème de santé que Fatou Samb a eu est Grippe et semble exister dans les modalités, prière de prendre attache avec le QG pour plus d'explication afin de la classer bien.</w:t>
       </w:r>
     </w:p>
     <w:p>
@@ -4604,7 +4602,7 @@
           <w:color w:val="4672C4"/>
           <w:sz w:val="22"/>
         </w:rPr>
-        <w:t>&gt;&gt; Section4c - Emploi - Activite secondaire</w:t>
+        <w:t>&gt;&gt; Section4a - Emploi</w:t>
       </w:r>
     </w:p>
     <w:p>
@@ -4615,7 +4613,7 @@
         <w:rPr>
           <w:sz w:val="20"/>
         </w:rPr>
-        <w:t>- Nombre de mois exercé par Ndeye Gning dans l'emploi secondaire au cours des 12 derniers mois semble faible, veuillez corriger s'il vous plait ou comfirmer avec le QG. Attention ! Le nombre de jours que Ndeye Gning a travaillés par mois semble être inférieur à 15. Veuillez, s'il vous plaît, confirmer cette information. Incoherence! Ndeye Gning est un agriculteur dans un milieu rural donc il travaille principalement  pour son propre compte ou contribue à une entreprise familiale, prière de regarder la question s04q66.  Incohérence! Ndeye Gning  evolue dans l'agriculture mais est  considéré comme salarié ou stagiaire/apprenti non renuméré, prière de revoir la question s04q66 et corriger. Avertissement!! Le montant de Ndeye Gning semble trop faible pour un salaire net gagné par ans. Veuillez, s'il vous plaît, confirmer cette information avec le QG ou la corriger.</w:t>
+        <w:t>- Avertissement! Le nombre d'heure consacré à faire des courses au cours des 7 derniers jours au marché ou travaux menager ou lessive etc.. pour Fatou Samb semble très élevés, prière de corriger ou confirmer avec le QG (s04q01 s04q02 s04q03 s04q04 s04q05 s04q06 s04q07 s04q08).</w:t>
       </w:r>
     </w:p>
     <w:p>
@@ -4625,7 +4623,7 @@
           <w:color w:val="4672C4"/>
           <w:sz w:val="22"/>
         </w:rPr>
-        <w:t>&gt;&gt; Section6 - Epargne et credit</w:t>
+        <w:t>&gt;&gt; Section4c - Emploi - Activite secondaire</w:t>
       </w:r>
     </w:p>
     <w:p>
@@ -4636,7 +4634,7 @@
         <w:rPr>
           <w:sz w:val="20"/>
         </w:rPr>
-        <w:t>- Avertissement!!! Ndeye Gning a demandé un crédit auprès d'une institution financière au cours des 12 derniers mois, qui a obtenu un crédit auprès d'une de ces institutions au cours des 12 derniers mois dit n'avoir pas beneficer de crédit immobilier. Veuillez vous rassurez réellement que la personne n'a pas affecté de crédit immobilier.</w:t>
+        <w:t>- Nombre de mois exercé par Ndeye Gning dans l'emploi secondaire au cours des 12 derniers mois semble faible, veuillez corriger s'il vous plait ou comfirmer avec le QG. Attention ! Le nombre de jours que Ndeye Gning a travaillés par mois semble être inférieur à 15. Veuillez, s'il vous plaît, confirmer cette information. Incoherence! Ndeye Gning est un agriculteur dans un milieu rural donc il travaille principalement  pour son propre compte ou contribue à une entreprise familiale, prière de regarder la question s04q66.  Incohérence! Ndeye Gning  evolue dans l'agriculture mais est  considéré comme salarié ou stagiaire/apprenti non renuméré, prière de revoir la question s04q66 et corriger. Avertissement!! Le montant de Ndeye Gning semble trop faible pour un salaire net gagné par ans. Veuillez, s'il vous plaît, confirmer cette information avec le QG ou la corriger.</w:t>
       </w:r>
     </w:p>
     <w:p>
@@ -4646,6 +4644,27 @@
           <w:color w:val="4672C4"/>
           <w:sz w:val="22"/>
         </w:rPr>
+        <w:t>&gt;&gt; Section6 - Epargne et credit</w:t>
+      </w:r>
+    </w:p>
+    <w:p>
+      <w:pPr>
+        <w:ind w:left="283"/>
+      </w:pPr>
+      <w:r>
+        <w:rPr>
+          <w:sz w:val="20"/>
+        </w:rPr>
+        <w:t>- Avertissement!!! Ndeye Gning a demandé un crédit auprès d'une institution financière au cours des 12 derniers mois, qui a obtenu un crédit auprès d'une de ces institutions au cours des 12 derniers mois dit n'avoir pas beneficer de crédit immobilier. Veuillez vous rassurez réellement que la personne n'a pas affecté de crédit immobilier.</w:t>
+      </w:r>
+    </w:p>
+    <w:p>
+      <w:r>
+        <w:rPr>
+          <w:b/>
+          <w:color w:val="4672C4"/>
+          <w:sz w:val="22"/>
+        </w:rPr>
         <w:t>&gt;&gt; Section7b - Consommation alimentaire - 7 jours</w:t>
       </w:r>
     </w:p>
@@ -4657,7 +4676,7 @@
         <w:rPr>
           <w:sz w:val="20"/>
         </w:rPr>
-        <w:t>- Attention ! Soupçons de quantité anormale! Le ménage de Ndeye Gning avec une taille de 2 personnes a consommé .77 Litre en taille unique de Huile de palme raffinée qui est relativement élevé comme consommation par rapport à la condition de vie des autres ménages de même taille dans cette zone. Prière de corriger ou de confirmer avec le QG. Avertissement!!! Le ménage a consommé 6 Verre ( à thé) taille unique de Thé en sachet, cette quantité semble anormale pour une consommation des 7 derniers jours.Les ménages consomment géneralement en sachet ou en paquet, prière de corriger ou de confirmer avec le QG. Incohérence!! Dans ce ménage, chaque individus consomme par jour 1.732143 Kg  de cereale; Prière de revoir les quantités prises de ces produits. Le prix d'achat unitaire (50 Fcfa) de Sel en Kg de taille  taille unique  est très faible, prière de regarder les reponses prises dans les questions s07bq07a s07bq07b s07bq07c s07bq08 pour mieux corriger.</w:t>
+        <w:t>- Attention ! Le prix unitaire d'achat (779.2208 Fcfa) de Huile de palme raffinée en Litre (taille unique) est relativement faible par rapport aux autres prix observés dans cette zone. Prière de corriger ou de confirmer avec le QG. Attention ! Soupçons de quantité anormale! Le ménage de Ndeye Gning avec une taille de 2 personnes a consommé .77 Litre en taille unique de Huile de palme raffinée qui est relativement élevé comme consommation par rapport à la condition de vie des autres ménages de même taille dans cette zone. Prière de corriger ou de confirmer avec le QG. Avertissement!!! Le ménage a consommé 6 Verre ( à thé) taille unique de Thé en sachet, cette quantité semble anormale pour une consommation des 7 derniers jours.Les ménages consomment géneralement en sachet ou en paquet, prière de corriger ou de confirmer avec le QG. Incohérence!! Dans ce ménage, chaque individus consomme par jour 1.732143 Kg  de cereale; Prière de revoir les quantités prises de ces produits. Le prix d'achat unitaire (50 Fcfa) de Sel en Kg de taille  taille unique  est très faible, prière de regarder les reponses prises dans les questions s07bq07a s07bq07b s07bq07c s07bq08 pour mieux corriger.</w:t>
       </w:r>
     </w:p>
     <w:p>
@@ -5273,7 +5292,7 @@
         <w:rPr>
           <w:sz w:val="20"/>
         </w:rPr>
-        <w:t>- Attention ! Le prix unitaire d'achat (1458.333 Fcfa) de Pomme de terre en Kg (taille unique) est relativement élevé par rapport aux autres prix observés dans cette zone. Prière de corriger ou de confirmer avec le QG. Avertissement!! La quantité (3.5 litre) du produit Huile de soja  consommée  par le ménage semble très élevé, prière de corriger ou confirmer avec le QG. Avertissement!!! Le ménage a consommé 0.12 Kg taille unique de Farine de blé locale ou importée, cette quantité semble anormale pour une consommation des 7 derniers jours. prière de corriger ou de confirmer avec le QG. Le prix d'achat unitaire (1250 Fcfa) de Farine de blé locale ou importée en Kg de taille taille unique semble élevé, prière de regarder les reponses prises dans les questions s07bq07a s07bq07b s07bq07c s07bq08 pour mieux corriger. Attention ! Soupçons de quantité anormale! Le ménage de mbathio diouf avec une taille de 13 personnes a consommé .12 Kg en taille unique de Farine de blé locale ou importée qui est relativement élevé comme consommation par rapport à la condition de vie des autres ménages de même taille dans cette zone. Prière de corriger ou de confirmer avec le QG. Avertissement!!! Le ménage a consommé 0.12 Kg taille unique de Lait en poudre, cette quantité semble anormale pour une consommation des 7 derniers jours. prière de corriger ou de confirmer avec le QG. Avertissement!!! Le ménage a consommé 0.12 Kg taille unique de Petit pois secs, cette quantité semble anormale pour une consommation des 7 derniers jours. prière de corriger ou de confirmer avec le QG. Attention ! Soupçons de quantité anormale! Le ménage de mbathio diouf avec une taille de 13 personnes a consommé .12 Kg en taille unique de Petit pois secs qui est relativement élevé comme consommation par rapport à la condition de vie des autres ménages de même taille dans cette zone. Prière de corriger ou de confirmer avec le QG. Avertissement!!! Le ménage a consommé 2 Boite (Autre que la boite/pot de tomate) Tres petit de Thé en sachet, cette quantité semble anormale pour une consommation des 7 derniers jours.Les ménages consomment géneralement en sachet ou en paquet, prière de corriger ou de confirmer avec le QG. Le prix d'achat unitaire (1000 Fcfa) de Sel en Sac (5 Kg) de taille taille unique est très faible, prière de regarder les reponses prises dans les questions s07bq07a s07bq07b s07bq07c s07bq08 pour mieux corriger. Difficile de consommer le Sel en Boite (Autre que la boite/pot de tomate) Tres petit prière de verifier.</w:t>
+        <w:t>- Attention ! Le prix unitaire d'achat (1458.333 Fcfa) de Pomme de terre en Kg (taille unique) est relativement élevé par rapport aux autres prix observés dans cette zone. Prière de corriger ou de confirmer avec le QG. Attention ! Le prix unitaire d'achat (2916.667 Fcfa) de Tomate fraîche en Kg (taille unique) est relativement élevé par rapport aux autres prix observés dans cette zone. Prière de corriger ou de confirmer avec le QG. Avertissement!! La quantité (3.5 litre) du produit Huile de soja  consommée  par le ménage semble très élevé, prière de corriger ou confirmer avec le QG. Avertissement!!! Le ménage a consommé 0.12 Kg taille unique de Farine de blé locale ou importée, cette quantité semble anormale pour une consommation des 7 derniers jours. prière de corriger ou de confirmer avec le QG. Le prix d'achat unitaire (1250 Fcfa) de Farine de blé locale ou importée en Kg de taille taille unique semble élevé, prière de regarder les reponses prises dans les questions s07bq07a s07bq07b s07bq07c s07bq08 pour mieux corriger. Attention ! Soupçons de quantité anormale! Le ménage de mbathio diouf avec une taille de 13 personnes a consommé .12 Kg en taille unique de Farine de blé locale ou importée qui est relativement élevé comme consommation par rapport à la condition de vie des autres ménages de même taille dans cette zone. Prière de corriger ou de confirmer avec le QG. Avertissement!!! Le ménage a consommé 0.12 Kg taille unique de Lait en poudre, cette quantité semble anormale pour une consommation des 7 derniers jours. prière de corriger ou de confirmer avec le QG. Attention ! Le prix unitaire d'achat (2916.667 Fcfa) de Lait en poudre en Kg (taille unique) est relativement faible par rapport aux autres prix observés dans cette zone. Prière de corriger ou de confirmer avec le QG. Avertissement!!! Le ménage a consommé 0.12 Kg taille unique de Petit pois secs, cette quantité semble anormale pour une consommation des 7 derniers jours. prière de corriger ou de confirmer avec le QG. Attention ! Le prix unitaire d'achat (1250 Fcfa) de Petit pois secs en Kg (taille unique) est relativement élevé par rapport aux autres prix observés dans cette zone. Prière de corriger ou de confirmer avec le QG. Avertissement!!! Le ménage a consommé 2 Boite (Autre que la boite/pot de tomate) Tres petit de Thé en sachet, cette quantité semble anormale pour une consommation des 7 derniers jours.Les ménages consomment géneralement en sachet ou en paquet, prière de corriger ou de confirmer avec le QG. Le prix d'achat unitaire (1000 Fcfa) de Sel en Sac (5 Kg) de taille taille unique est très faible, prière de regarder les reponses prises dans les questions s07bq07a s07bq07b s07bq07c s07bq08 pour mieux corriger. Difficile de consommer le Sel en Boite (Autre que la boite/pot de tomate) Tres petit prière de verifier.</w:t>
       </w:r>
     </w:p>
     <w:p>
@@ -5940,7 +5959,7 @@
         <w:rPr>
           <w:sz w:val="20"/>
         </w:rPr>
-        <w:t>- Attention ! Le prix unitaire d'achat (100 Fcfa) de Ail en Sachets (Tres petit) est relativement élevé par rapport aux autres prix observés dans cette zone. Prière de corriger ou de confirmer avec le QG. Attention ! Le prix unitaire d'achat (1250 Fcfa) de Sucre en poudre  en Kg (taille unique) est relativement élevé par rapport aux autres prix observés dans cette zone. Prière de corriger ou de confirmer avec le QG. Avertissement!! La quantité (4.12 litre) du produit Huile de soja  consommée  par le ménage semble très élevé, prière de corriger ou confirmer avec le QG. Avertissement!!! Le ménage a consommé 0.12 Kg taille unique de Farine de blé locale ou importée, cette quantité semble anormale pour une consommation des 7 derniers jours. prière de corriger ou de confirmer avec le QG. Incohérence!! Dans ce ménage, chaque individus consomme par jour .5495238 Kg  de cereale; Prière de revoir les quantités prises de ces produits. Le prix d'achat unitaire (1250 Fcfa) de Farine de blé locale ou importée en Kg de taille taille unique semble élevé, prière de regarder les reponses prises dans les questions s07bq07a s07bq07b s07bq07c s07bq08 pour mieux corriger. Attention ! Soupçons de quantité anormale! Le ménage de baye ndiaye samb avec une taille de 9 personnes a consommé .12 Kg en taille unique de Farine de blé locale ou importée qui est relativement élevé comme consommation par rapport à la condition de vie des autres ménages de même taille dans cette zone. Prière de corriger ou de confirmer avec le QG. Avertissement!!! Le ménage a consommé 0.12 Kg taille unique de Macaroni, cette quantité semble anormale pour une consommation des 7 derniers jours. prière de corriger ou de confirmer avec le QG. Le prix d'achat unitaire (1666.667 Fcfa) de Macaroni en Kg de taille taille unique semble élevé, prière de regarder les reponses prises dans les questions s07bq07a s07bq07b s07bq07c s07bq08 pour mieux corriger. Attention ! Le prix unitaire d'achat (1666.667 Fcfa) de Macaroni en Kg (taille unique) est relativement élevé par rapport aux autres prix observés dans cette zone. Prière de corriger ou de confirmer avec le QG. Avertissement!!! Le ménage a consommé 0.12 Kg taille unique de Pâte d'arachide, cette quantité semble anormale pour une consommation des 7 derniers jours. prière de corriger ou de confirmer avec le QG. Attention ! Soupçons de quantité anormale! Le ménage de baye ndiaye samb avec une taille de 9 personnes a consommé .12 Kg en taille unique de Pâte d'arachide qui est relativement élevé comme consommation par rapport à la condition de vie des autres ménages de même taille dans cette zone. Prière de corriger ou de confirmer avec le QG. Avertissement!!! Le ménage a consommé 2 Boite (Autre que la boite/pot de tomate) Petit de Thé en sachet, cette quantité semble anormale pour une consommation des 7 derniers jours.Les ménages consomment géneralement en sachet ou en paquet, prière de corriger ou de confirmer avec le QG. Incohérence!! Dans ce ménage, chaque individus consomme par jour .5495238 Kg  de cereale; Prière de revoir les quantités prises de ces produits. Incohérence!! Dans ce ménage, chaque individus consomme par jour .5495238 Kg  de cereale; Prière de revoir les quantités prises de ces produits. Le prix d'achat unitaire (1000 Fcfa) de Sel en Sac (5 Kg) de taille taille unique est très faible, prière de regarder les reponses prises dans les questions s07bq07a s07bq07b s07bq07c s07bq08 pour mieux corriger.</w:t>
+        <w:t>- Attention ! Le prix unitaire d'achat (100 Fcfa) de Ail en Sachets (Tres petit) est relativement élevé par rapport aux autres prix observés dans cette zone. Prière de corriger ou de confirmer avec le QG. Attention ! Le prix unitaire d'achat (125 Fcfa) de Lait frais de vache en Boite de tomate/Pot (Petit) est relativement faible par rapport aux autres prix observés dans cette zone. Prière de corriger ou de confirmer avec le QG. Attention ! Le prix unitaire d'achat (1250 Fcfa) de Sucre en poudre  en Kg (taille unique) est relativement élevé par rapport aux autres prix observés dans cette zone. Prière de corriger ou de confirmer avec le QG. Avertissement!! La quantité (4.12 litre) du produit Huile de soja  consommée  par le ménage semble très élevé, prière de corriger ou confirmer avec le QG. Avertissement!!! Le ménage a consommé 0.12 Kg taille unique de Farine de blé locale ou importée, cette quantité semble anormale pour une consommation des 7 derniers jours. prière de corriger ou de confirmer avec le QG. Incohérence!! Dans ce ménage, chaque individus consomme par jour .5495238 Kg  de cereale; Prière de revoir les quantités prises de ces produits. Le prix d'achat unitaire (1250 Fcfa) de Farine de blé locale ou importée en Kg de taille taille unique semble élevé, prière de regarder les reponses prises dans les questions s07bq07a s07bq07b s07bq07c s07bq08 pour mieux corriger. Attention ! Soupçons de quantité anormale! Le ménage de baye ndiaye samb avec une taille de 9 personnes a consommé .12 Kg en taille unique de Farine de blé locale ou importée qui est relativement élevé comme consommation par rapport à la condition de vie des autres ménages de même taille dans cette zone. Prière de corriger ou de confirmer avec le QG. Avertissement!!! Le ménage a consommé 0.12 Kg taille unique de Macaroni, cette quantité semble anormale pour une consommation des 7 derniers jours. prière de corriger ou de confirmer avec le QG. Le prix d'achat unitaire (1666.667 Fcfa) de Macaroni en Kg de taille taille unique semble élevé, prière de regarder les reponses prises dans les questions s07bq07a s07bq07b s07bq07c s07bq08 pour mieux corriger. Attention ! Le prix unitaire d'achat (1666.667 Fcfa) de Macaroni en Kg (taille unique) est relativement élevé par rapport aux autres prix observés dans cette zone. Prière de corriger ou de confirmer avec le QG. Avertissement!!! Le ménage a consommé 0.12 Kg taille unique de Pâte d'arachide, cette quantité semble anormale pour une consommation des 7 derniers jours. prière de corriger ou de confirmer avec le QG. Attention ! Soupçons de quantité anormale! Le ménage de baye ndiaye samb avec une taille de 9 personnes a consommé .12 Kg en taille unique de Pâte d'arachide qui est relativement élevé comme consommation par rapport à la condition de vie des autres ménages de même taille dans cette zone. Prière de corriger ou de confirmer avec le QG. Avertissement!!! Le ménage a consommé 2 Boite (Autre que la boite/pot de tomate) Petit de Thé en sachet, cette quantité semble anormale pour une consommation des 7 derniers jours.Les ménages consomment géneralement en sachet ou en paquet, prière de corriger ou de confirmer avec le QG. Incohérence!! Dans ce ménage, chaque individus consomme par jour .5495238 Kg  de cereale; Prière de revoir les quantités prises de ces produits. Incohérence!! Dans ce ménage, chaque individus consomme par jour .5495238 Kg  de cereale; Prière de revoir les quantités prises de ces produits. Le prix d'achat unitaire (1000 Fcfa) de Sel en Sac (5 Kg) de taille taille unique est très faible, prière de regarder les reponses prises dans les questions s07bq07a s07bq07b s07bq07c s07bq08 pour mieux corriger.</w:t>
       </w:r>
     </w:p>
     <w:p>
@@ -7377,7 +7396,7 @@
         <w:rPr>
           <w:sz w:val="20"/>
         </w:rPr>
-        <w:t>- Attention ! Le prix unitaire d'achat (150 Fcfa) de Ail en Gousse (Moyen) est relativement élevé par rapport aux autres prix observés dans cette zone. Prière de corriger ou de confirmer avec le QG. Attention ! Le prix unitaire d'achat (500 Fcfa) de Vinaigre de vin en Bouteille 1l (taille unique) est relativement faible par rapport aux autres prix observés dans cette zone. Prière de corriger ou de confirmer avec le QG. Avertissement!! La quantité (14 litre) du produit Huile de soja  consommée  par le ménage semble très élevé, prière de corriger ou confirmer avec le QG. Avertissement!!! Le ménage a consommé 21 Tas Petit de Capitaine frais, cette quantité semble anormale pour une consommation des 7 derniers jours.Prière de corriger ou de confirmer avec le QG. Avertissement!!! Le ménage a consommé 28 Paquet Petit de Thé en sachet, cette quantité semble anormale pour une consommation des 7 derniers jours.Prière de corriger ou de confirmer avec le QG. Avertissement!! le prix unitaire (125 Fcfa) de Thé en sachet (unité: Paquet) de taille Petit est très faible ou élevé. Prière de corriger ou de confirmer avec le QG. Avertissement!!! Le ménage a consommé 42 Cube Petit de Cube alimentaire (Maggi, Jumbo, ), cette quantité semble anormale pour une consommation des 7 derniers jours.Prière de corriger ou de confirmer avec le QG. Avertissement!!!Le ménage a consommé 140 Sachets industriel de Petit de Jus de fruits type 2 (Tampico, Pressea,etc.)  ce qui semble incoherent pour une consommation aucours des 7 derniers jours, prière de verifier et corriger. Avertissement!!!Le ménage a consommé 84 miche de Moyen de Pain moderne (Baguette)  ce qui semble incoherent pour une consommation aucours des 7 derniers jours, prière de verifier et corriger.</w:t>
+        <w:t>- Attention ! Le prix unitaire d'achat (1000 Fcfa) de Vermicelles en Kg (taille unique) est relativement élevé par rapport aux autres prix observés dans cette zone. Prière de corriger ou de confirmer avec le QG. Attention ! Le prix unitaire d'achat (150 Fcfa) de Ail en Gousse (Moyen) est relativement élevé par rapport aux autres prix observés dans cette zone. Prière de corriger ou de confirmer avec le QG. Avertissement!! La quantité (14 litre) du produit Huile de soja  consommée  par le ménage semble très élevé, prière de corriger ou confirmer avec le QG. Avertissement!!! Le ménage a consommé 21 Tas Petit de Capitaine frais, cette quantité semble anormale pour une consommation des 7 derniers jours.Prière de corriger ou de confirmer avec le QG. Avertissement!!! Le ménage a consommé 28 Paquet Petit de Thé en sachet, cette quantité semble anormale pour une consommation des 7 derniers jours.Prière de corriger ou de confirmer avec le QG. Avertissement!! le prix unitaire (125 Fcfa) de Thé en sachet (unité: Paquet) de taille Petit est très faible ou élevé. Prière de corriger ou de confirmer avec le QG. Avertissement!!! Le ménage a consommé 42 Cube Petit de Cube alimentaire (Maggi, Jumbo, ), cette quantité semble anormale pour une consommation des 7 derniers jours.Prière de corriger ou de confirmer avec le QG. Avertissement!!!Le ménage a consommé 140 Sachets industriel de Petit de Jus de fruits type 2 (Tampico, Pressea,etc.)  ce qui semble incoherent pour une consommation aucours des 7 derniers jours, prière de verifier et corriger. Avertissement!!!Le ménage a consommé 84 miche de Moyen de Pain moderne (Baguette)  ce qui semble incoherent pour une consommation aucours des 7 derniers jours, prière de verifier et corriger.</w:t>
       </w:r>
     </w:p>
     <w:p>
@@ -8218,7 +8237,7 @@
         <w:rPr>
           <w:sz w:val="20"/>
         </w:rPr>
-        <w:t>- Attention ! Le prix unitaire d'achat (1600 Fcfa) de Lait en poudre en Kg (taille unique) est relativement faible par rapport aux autres prix observés dans cette zone. Prière de corriger ou de confirmer avec le QG. Attention ! Le prix unitaire d'achat (200 Fcfa) de Aubergine sauvage  en Pièce (Moyen) est relativement élevé par rapport aux autres prix observés dans cette zone. Prière de corriger ou de confirmer avec le QG. Attention ! Le prix unitaire d'achat (250 Fcfa) de Carotte en Pièce (Petit) est relativement élevé par rapport aux autres prix observés dans cette zone. Prière de corriger ou de confirmer avec le QG. Attention ! Le prix unitaire d'achat (250 Fcfa) de Choux en Morceau (Portion) (Petit) est relativement élevé par rapport aux autres prix observés dans cette zone. Prière de corriger ou de confirmer avec le QG. Attention ! Le prix unitaire d'achat (250 Fcfa) de Patate douce en Pièce (Moyen) est relativement élevé par rapport aux autres prix observés dans cette zone. Prière de corriger ou de confirmer avec le QG. Attention ! Le prix unitaire d'achat (250 Fcfa) de Piment séché en Sachets (Petit) est relativement élevé par rapport aux autres prix observés dans cette zone. Prière de corriger ou de confirmer avec le QG. Attention ! Le prix unitaire d'achat (250 Fcfa) de Poivre en Sachets (Petit) est relativement élevé par rapport aux autres prix observés dans cette zone. Prière de corriger ou de confirmer avec le QG. Attention ! Le prix unitaire d'achat (300 Fcfa) de Ail en Gousse (Moyen) est relativement élevé par rapport aux autres prix observés dans cette zone. Prière de corriger ou de confirmer avec le QG. Attention ! Le prix unitaire d'achat (5000 Fcfa) de Viande de bœuf: filet, faux-filet en Kg (taille unique) est relativement élevé par rapport aux autres prix observés dans cette zone. Prière de corriger ou de confirmer avec le QG. Avertissement!! La quantité (3.5 litre) du produit Huile de soja  consommée  par le ménage semble très élevé, prière de corriger ou confirmer avec le QG. Avertissement!!! Le ménage a consommé 7 Paquet Petit de Thé en sachet, cette quantité semble anormale pour une consommation des 7 derniers jours.Prière de corriger ou de confirmer avec le QG. Avertissement!! le prix unitaire (125 Fcfa) de Thé en sachet (unité: Paquet) de taille Petit est très faible ou élevé. Prière de corriger ou de confirmer avec le QG. Avertissement!!!Le ménage a consommé 49 Pièce de Petit de Capitaine frais  ce qui semble incoherent pour une consommation aucours des 7 derniers jours, prière de verifier et corriger. Avertissement!!! Le ménage a consommé 49 Pièce Petit de Capitaine frais, cette quantité semble anormale pour une consommation des 7 derniers jours.Prière de corriger ou de confirmer avec le QG.</w:t>
+        <w:t>- Attention ! Le prix unitaire d'achat (1600 Fcfa) de Lait en poudre en Kg (taille unique) est relativement faible par rapport aux autres prix observés dans cette zone. Prière de corriger ou de confirmer avec le QG. Attention ! Le prix unitaire d'achat (200 Fcfa) de Aubergine sauvage  en Pièce (Moyen) est relativement élevé par rapport aux autres prix observés dans cette zone. Prière de corriger ou de confirmer avec le QG. Attention ! Le prix unitaire d'achat (250 Fcfa) de Carotte en Pièce (Petit) est relativement élevé par rapport aux autres prix observés dans cette zone. Prière de corriger ou de confirmer avec le QG. Attention ! Le prix unitaire d'achat (250 Fcfa) de Choux en Morceau (Portion) (Petit) est relativement élevé par rapport aux autres prix observés dans cette zone. Prière de corriger ou de confirmer avec le QG. Attention ! Le prix unitaire d'achat (250 Fcfa) de Patate douce en Pièce (Moyen) est relativement élevé par rapport aux autres prix observés dans cette zone. Prière de corriger ou de confirmer avec le QG. Attention ! Le prix unitaire d'achat (250 Fcfa) de Piment séché en Sachets (Petit) est relativement élevé par rapport aux autres prix observés dans cette zone. Prière de corriger ou de confirmer avec le QG. Attention ! Le prix unitaire d'achat (250 Fcfa) de Plantain en Pièce (Moyen) est relativement élevé par rapport aux autres prix observés dans cette zone. Prière de corriger ou de confirmer avec le QG. Attention ! Le prix unitaire d'achat (250 Fcfa) de Poivre en Sachets (Petit) est relativement élevé par rapport aux autres prix observés dans cette zone. Prière de corriger ou de confirmer avec le QG. Attention ! Le prix unitaire d'achat (300 Fcfa) de Ail en Gousse (Moyen) est relativement élevé par rapport aux autres prix observés dans cette zone. Prière de corriger ou de confirmer avec le QG. Attention ! Le prix unitaire d'achat (4000 Fcfa) de Tomate fraîche en Kg (taille unique) est relativement élevé par rapport aux autres prix observés dans cette zone. Prière de corriger ou de confirmer avec le QG. Attention ! Le prix unitaire d'achat (5000 Fcfa) de Viande de bœuf: filet, faux-filet en Kg (taille unique) est relativement élevé par rapport aux autres prix observés dans cette zone. Prière de corriger ou de confirmer avec le QG. Avertissement!! La quantité (3.5 litre) du produit Huile de soja  consommée  par le ménage semble très élevé, prière de corriger ou confirmer avec le QG. Avertissement!!! Le ménage a consommé 7 Paquet Petit de Thé en sachet, cette quantité semble anormale pour une consommation des 7 derniers jours.Prière de corriger ou de confirmer avec le QG. Avertissement!! le prix unitaire (125 Fcfa) de Thé en sachet (unité: Paquet) de taille Petit est très faible ou élevé. Prière de corriger ou de confirmer avec le QG. Avertissement!!!Le ménage a consommé 49 Pièce de Petit de Capitaine frais  ce qui semble incoherent pour une consommation aucours des 7 derniers jours, prière de verifier et corriger. Avertissement!!! Le ménage a consommé 49 Pièce Petit de Capitaine frais, cette quantité semble anormale pour une consommation des 7 derniers jours.Prière de corriger ou de confirmer avec le QG.</w:t>
       </w:r>
     </w:p>
     <w:p>
@@ -8935,7 +8954,7 @@
         <w:rPr>
           <w:sz w:val="20"/>
         </w:rPr>
-        <w:t>- Attention ! Le prix unitaire d'achat (100 Fcfa) de Manioc en tubercules en Tas (Petit) est relativement faible par rapport aux autres prix observés dans cette zone. Prière de corriger ou de confirmer avec le QG. Attention ! Le prix unitaire d'achat (20 Fcfa) de Lait en poudre en Sachets (Petit) est relativement faible par rapport aux autres prix observés dans cette zone. Prière de corriger ou de confirmer avec le QG. Avertissement!!! Le ménage a consommé 7 Paquet Petit de Thé en sachet, cette quantité semble anormale pour une consommation des 7 derniers jours.Prière de corriger ou de confirmer avec le QG. Avertissement!! le prix unitaire (125 Fcfa) de Thé en sachet (unité: Paquet) de taille Petit est très faible ou élevé. Prière de corriger ou de confirmer avec le QG. Difficile de consommer le Sel en Boite de tomate/Pot Petit prière de verifier.</w:t>
+        <w:t>- Avertissement!!! Le ménage a consommé 7 Paquet Petit de Thé en sachet, cette quantité semble anormale pour une consommation des 7 derniers jours.Prière de corriger ou de confirmer avec le QG. Avertissement!! le prix unitaire (125 Fcfa) de Thé en sachet (unité: Paquet) de taille Petit est très faible ou élevé. Prière de corriger ou de confirmer avec le QG. Difficile de consommer le Sel en Boite de tomate/Pot Petit prière de verifier.</w:t>
       </w:r>
     </w:p>
     <w:p>
